--- a/Projeto final/segunda fase/antonella_Geovana.docx
+++ b/Projeto final/segunda fase/antonella_Geovana.docx
@@ -6751,46 +6751,103 @@
     <w:p>
       <w:pPr>
         <w:pStyle w:val="51"/>
-        <w:ind w:left="0" w:right="0" w:firstLine="0"/>
-        <w:rPr>
-          <w:b/>
-          <w:bCs/>
-        </w:rPr>
-      </w:pPr>
-      <w:r>
-        <w:pict>
-          <v:shape id="_x0000_i1030" o:spt="75" type="#_x0000_t75" style="height:360.3pt;width:453.75pt;" filled="f" o:preferrelative="t" stroked="f" coordsize="21600,21600">
-            <v:path/>
-            <v:fill on="f" focussize="0,0"/>
-            <v:stroke on="f"/>
-            <v:imagedata r:id="rId13" o:title=""/>
-            <o:lock v:ext="edit" aspectratio="t"/>
-            <w10:wrap type="none"/>
-            <w10:anchorlock/>
-          </v:shape>
-        </w:pict>
-      </w:r>
-    </w:p>
-    <w:p>
-      <w:pPr>
-        <w:pStyle w:val="51"/>
-        <w:ind w:left="0" w:right="0" w:firstLine="0"/>
-        <w:rPr>
-          <w:rFonts w:hint="default"/>
+        <w:rPr>
+          <w:b/>
           <w:sz w:val="20"/>
           <w:szCs w:val="20"/>
-          <w:lang w:val="pt-BR"/>
-        </w:rPr>
-      </w:pPr>
-      <w:r>
-        <w:rPr>
-          <w:rFonts w:hint="default"/>
+        </w:rPr>
+      </w:pPr>
+      <w:r>
+        <w:t xml:space="preserve">     </w:t>
+      </w:r>
+      <w:r>
+        <w:rPr>
+          <w:rStyle w:val="9"/>
+          <w:b/>
           <w:sz w:val="20"/>
           <w:szCs w:val="20"/>
-          <w:lang w:val="pt-BR"/>
-        </w:rPr>
-        <w:t>Fonte: Martinez e Gonçalves(2026).</w:t>
-      </w:r>
+        </w:rPr>
+        <w:t>Fonte: O autor, 2026</w:t>
+      </w:r>
+    </w:p>
+    <w:p>
+      <w:pPr>
+        <w:pStyle w:val="51"/>
+        <w:rPr>
+          <w:b/>
+          <w:sz w:val="20"/>
+          <w:szCs w:val="20"/>
+        </w:rPr>
+      </w:pPr>
+    </w:p>
+    <w:p>
+      <w:pPr>
+        <w:pStyle w:val="51"/>
+        <w:rPr>
+          <w:b/>
+          <w:sz w:val="20"/>
+          <w:szCs w:val="20"/>
+        </w:rPr>
+      </w:pPr>
+    </w:p>
+    <w:p>
+      <w:pPr>
+        <w:pStyle w:val="51"/>
+        <w:rPr>
+          <w:b/>
+          <w:sz w:val="20"/>
+          <w:szCs w:val="20"/>
+        </w:rPr>
+      </w:pPr>
+    </w:p>
+    <w:p>
+      <w:pPr>
+        <w:pStyle w:val="51"/>
+        <w:rPr>
+          <w:sz w:val="20"/>
+          <w:szCs w:val="20"/>
+        </w:rPr>
+      </w:pPr>
+    </w:p>
+    <w:p>
+      <w:pPr>
+        <w:pStyle w:val="51"/>
+        <w:rPr>
+          <w:b/>
+          <w:sz w:val="20"/>
+          <w:szCs w:val="20"/>
+        </w:rPr>
+      </w:pPr>
+    </w:p>
+    <w:p>
+      <w:pPr>
+        <w:pStyle w:val="51"/>
+        <w:rPr>
+          <w:b/>
+          <w:sz w:val="20"/>
+          <w:szCs w:val="20"/>
+        </w:rPr>
+      </w:pPr>
+    </w:p>
+    <w:p>
+      <w:pPr>
+        <w:pStyle w:val="51"/>
+        <w:rPr>
+          <w:b/>
+          <w:sz w:val="20"/>
+          <w:szCs w:val="20"/>
+        </w:rPr>
+      </w:pPr>
+    </w:p>
+    <w:p>
+      <w:pPr>
+        <w:pStyle w:val="51"/>
+        <w:rPr>
+          <w:b/>
+          <w:sz w:val="20"/>
+          <w:szCs w:val="20"/>
+        </w:rPr>
+      </w:pPr>
     </w:p>
     <w:p>
       <w:pPr>
@@ -6821,7 +6878,7 @@
       <w:pPr>
         <w:pStyle w:val="51"/>
         <w:spacing w:line="360" w:lineRule="auto"/>
-        <w:ind w:left="0" w:right="0" w:firstLine="720" w:firstLineChars="0"/>
+        <w:ind w:left="0" w:right="0" w:firstLine="0"/>
       </w:pPr>
       <w:r>
         <w:t>Um diagrama de relacionamento de entidade, também conhecido como diagrama ER ou ERD, é uma representação visual que mostra como os elementos de um banco de dados se relacionam entre si. Trata-se de um tipo específico de fluxograma que evidencia os diferentes tipos de relações entre entidades dentro de um sistema. Para isso, utiliza símbolos padronizados, como retângulos, ovais e losangos, conectados por linhas.</w:t>
@@ -6933,104 +6990,56 @@
       <w:pPr>
         <w:pStyle w:val="51"/>
         <w:ind w:left="0" w:right="0" w:firstLine="0"/>
-      </w:pPr>
-    </w:p>
-    <w:p>
-      <w:pPr>
-        <w:pStyle w:val="51"/>
-        <w:ind w:left="0" w:right="0" w:firstLine="0"/>
-      </w:pPr>
-    </w:p>
-    <w:p>
-      <w:pPr>
-        <w:pStyle w:val="51"/>
-        <w:ind w:left="0" w:right="0" w:firstLine="0"/>
-      </w:pPr>
-    </w:p>
-    <w:p>
-      <w:pPr>
-        <w:pStyle w:val="51"/>
-        <w:ind w:left="0" w:right="0" w:firstLine="0"/>
-      </w:pPr>
-    </w:p>
-    <w:p>
-      <w:pPr>
-        <w:pStyle w:val="51"/>
-        <w:ind w:left="0" w:right="0" w:firstLine="0"/>
-      </w:pPr>
-    </w:p>
-    <w:p>
-      <w:pPr>
-        <w:pStyle w:val="51"/>
-        <w:ind w:left="0" w:right="0" w:firstLine="0"/>
-      </w:pPr>
-    </w:p>
-    <w:p>
-      <w:pPr>
-        <w:pStyle w:val="51"/>
-        <w:ind w:left="0" w:right="0" w:firstLine="0"/>
-      </w:pPr>
-    </w:p>
-    <w:p>
-      <w:pPr>
-        <w:pStyle w:val="51"/>
+        <w:rPr>
+          <w:b/>
+          <w:bCs/>
+        </w:rPr>
+      </w:pPr>
+      <w:r>
+        <w:t xml:space="preserve"> </w:t>
+      </w:r>
+      <w:r>
+        <w:rPr>
+          <w:rStyle w:val="9"/>
+          <w:b/>
+          <w:sz w:val="20"/>
+          <w:szCs w:val="20"/>
+        </w:rPr>
+        <w:t>Fonte: O autor, 2026</w:t>
+      </w:r>
+    </w:p>
+    <w:p>
+      <w:pPr>
+        <w:pStyle w:val="51"/>
+        <w:tabs>
+          <w:tab w:val="left" w:pos="0"/>
+        </w:tabs>
+        <w:ind w:left="0" w:right="0" w:firstLine="0"/>
+        <w:rPr>
+          <w:b/>
+          <w:bCs/>
+        </w:rPr>
+      </w:pPr>
+    </w:p>
+    <w:p>
+      <w:pPr>
+        <w:pStyle w:val="51"/>
+        <w:tabs>
+          <w:tab w:val="left" w:pos="0"/>
+        </w:tabs>
+        <w:ind w:left="0" w:right="0" w:firstLine="0"/>
+      </w:pPr>
+    </w:p>
+    <w:p>
+      <w:pPr>
+        <w:pStyle w:val="51"/>
+        <w:tabs>
+          <w:tab w:val="left" w:pos="0"/>
+        </w:tabs>
         <w:ind w:left="0" w:right="0" w:firstLine="0"/>
       </w:pPr>
       <w:bookmarkStart w:id="32" w:name="_GoBack"/>
       <w:bookmarkEnd w:id="32"/>
-    </w:p>
-    <w:p>
-      <w:pPr>
-        <w:pStyle w:val="51"/>
-        <w:ind w:left="0" w:right="0" w:firstLine="0"/>
-        <w:rPr>
-          <w:b/>
-          <w:bCs/>
-        </w:rPr>
-      </w:pPr>
-      <w:r>
-        <w:t xml:space="preserve"> </w:t>
-      </w:r>
-      <w:r>
-        <w:rPr>
-          <w:rStyle w:val="9"/>
-          <w:b/>
-          <w:sz w:val="20"/>
-          <w:szCs w:val="20"/>
-        </w:rPr>
-        <w:t>Fonte: O autor, 2026</w:t>
-      </w:r>
-    </w:p>
-    <w:p>
-      <w:pPr>
-        <w:pStyle w:val="51"/>
-        <w:tabs>
-          <w:tab w:val="left" w:pos="0"/>
-        </w:tabs>
-        <w:ind w:left="0" w:right="0" w:firstLine="0"/>
-        <w:rPr>
-          <w:b/>
-          <w:bCs/>
-        </w:rPr>
-      </w:pPr>
-    </w:p>
-    <w:p>
-      <w:pPr>
-        <w:pStyle w:val="51"/>
-        <w:tabs>
-          <w:tab w:val="left" w:pos="0"/>
-        </w:tabs>
-        <w:ind w:left="0" w:right="0" w:firstLine="0"/>
-      </w:pPr>
-    </w:p>
-    <w:p>
-      <w:pPr>
-        <w:pStyle w:val="51"/>
-        <w:tabs>
-          <w:tab w:val="left" w:pos="0"/>
-        </w:tabs>
-        <w:ind w:left="0" w:right="0" w:firstLine="0"/>
-      </w:pPr>
     </w:p>
     <w:p>
       <w:pPr>
@@ -7568,7 +7577,7 @@
             <v:path/>
             <v:fill on="t" color2="#000000" focussize="0,0"/>
             <v:stroke on="f"/>
-            <v:imagedata r:id="rId14" cropleft="12349f" croptop="8483f" cropright="12187f" cropbottom="8867f" o:title=""/>
+            <v:imagedata r:id="rId13" cropleft="12349f" croptop="8483f" cropright="12187f" cropbottom="8867f" o:title=""/>
             <o:lock v:ext="edit" aspectratio="t"/>
             <w10:wrap type="none"/>
             <w10:anchorlock/>
@@ -7599,7 +7608,7 @@
             <v:path/>
             <v:fill on="t" color2="#000000" focussize="0,0"/>
             <v:stroke on="f"/>
-            <v:imagedata r:id="rId15" cropleft="10183f" croptop="7904f" cropright="10183f" cropbottom="7904f" o:title=""/>
+            <v:imagedata r:id="rId14" cropleft="10183f" croptop="7904f" cropright="10183f" cropbottom="7904f" o:title=""/>
             <o:lock v:ext="edit" aspectratio="t"/>
             <w10:wrap type="none"/>
             <w10:anchorlock/>
@@ -7630,7 +7639,7 @@
             <v:path/>
             <v:fill on="t" color2="#000000" focussize="0,0"/>
             <v:stroke on="f"/>
-            <v:imagedata r:id="rId16" cropleft="9748f" croptop="7132f" cropright="10615f" cropbottom="7710f" o:title=""/>
+            <v:imagedata r:id="rId15" cropleft="9748f" croptop="7132f" cropright="10615f" cropbottom="7710f" o:title=""/>
             <o:lock v:ext="edit" aspectratio="t"/>
             <w10:wrap type="none"/>
             <w10:anchorlock/>
@@ -9134,7 +9143,7 @@
     <w:pPrDefault/>
   </w:docDefaults>
   <w:latentStyles w:count="260" w:defQFormat="0" w:defUnhideWhenUsed="1" w:defSemiHidden="1" w:defUIPriority="99" w:defLockedState="0">
-    <w:lsdException w:qFormat="1" w:unhideWhenUsed="0" w:uiPriority="6" w:semiHidden="0" w:name="Normal"/>
+    <w:lsdException w:unhideWhenUsed="0" w:uiPriority="6" w:semiHidden="0" w:name="Normal"/>
     <w:lsdException w:qFormat="1" w:unhideWhenUsed="0" w:uiPriority="0" w:semiHidden="0" w:name="heading 1"/>
     <w:lsdException w:qFormat="1" w:uiPriority="0" w:name="heading 2"/>
     <w:lsdException w:qFormat="1" w:uiPriority="0" w:name="heading 3"/>
@@ -9163,20 +9172,20 @@
     <w:lsdException w:unhideWhenUsed="0" w:uiPriority="0" w:semiHidden="0" w:name="toc 8"/>
     <w:lsdException w:unhideWhenUsed="0" w:uiPriority="0" w:semiHidden="0" w:name="toc 9"/>
     <w:lsdException w:unhideWhenUsed="0" w:uiPriority="0" w:semiHidden="0" w:name="Normal Indent"/>
-    <w:lsdException w:qFormat="1" w:unhideWhenUsed="0" w:uiPriority="6" w:semiHidden="0" w:name="footnote text"/>
+    <w:lsdException w:unhideWhenUsed="0" w:uiPriority="6" w:semiHidden="0" w:name="footnote text"/>
     <w:lsdException w:unhideWhenUsed="0" w:uiPriority="0" w:semiHidden="0" w:name="annotation text"/>
-    <w:lsdException w:qFormat="1" w:unhideWhenUsed="0" w:uiPriority="6" w:semiHidden="0" w:name="header"/>
-    <w:lsdException w:qFormat="1" w:unhideWhenUsed="0" w:uiPriority="6" w:semiHidden="0" w:name="footer"/>
+    <w:lsdException w:unhideWhenUsed="0" w:uiPriority="6" w:semiHidden="0" w:name="header"/>
+    <w:lsdException w:unhideWhenUsed="0" w:uiPriority="6" w:semiHidden="0" w:name="footer"/>
     <w:lsdException w:unhideWhenUsed="0" w:uiPriority="0" w:semiHidden="0" w:name="index heading"/>
     <w:lsdException w:qFormat="1" w:uiPriority="0" w:name="caption"/>
     <w:lsdException w:unhideWhenUsed="0" w:uiPriority="0" w:semiHidden="0" w:name="table of figures"/>
     <w:lsdException w:unhideWhenUsed="0" w:uiPriority="0" w:semiHidden="0" w:name="envelope address"/>
     <w:lsdException w:unhideWhenUsed="0" w:uiPriority="0" w:semiHidden="0" w:name="envelope return"/>
-    <w:lsdException w:qFormat="1" w:unhideWhenUsed="0" w:uiPriority="6" w:semiHidden="0" w:name="footnote reference"/>
+    <w:lsdException w:unhideWhenUsed="0" w:uiPriority="6" w:semiHidden="0" w:name="footnote reference"/>
     <w:lsdException w:unhideWhenUsed="0" w:uiPriority="0" w:semiHidden="0" w:name="annotation reference"/>
     <w:lsdException w:unhideWhenUsed="0" w:uiPriority="0" w:semiHidden="0" w:name="line number"/>
     <w:lsdException w:unhideWhenUsed="0" w:uiPriority="0" w:semiHidden="0" w:name="page number"/>
-    <w:lsdException w:qFormat="1" w:unhideWhenUsed="0" w:uiPriority="6" w:semiHidden="0" w:name="endnote reference"/>
+    <w:lsdException w:unhideWhenUsed="0" w:uiPriority="6" w:semiHidden="0" w:name="endnote reference"/>
     <w:lsdException w:unhideWhenUsed="0" w:uiPriority="0" w:semiHidden="0" w:name="endnote text"/>
     <w:lsdException w:unhideWhenUsed="0" w:uiPriority="0" w:semiHidden="0" w:name="table of authorities"/>
     <w:lsdException w:unhideWhenUsed="0" w:uiPriority="0" w:semiHidden="0" w:name="macro"/>
@@ -9287,7 +9296,6 @@
   </w:latentStyles>
   <w:style w:type="paragraph" w:default="1" w:styleId="1">
     <w:name w:val="Normal"/>
-    <w:qFormat/>
     <w:uiPriority w:val="6"/>
     <w:pPr>
       <w:keepNext w:val="0"/>
@@ -9348,7 +9356,6 @@
   </w:style>
   <w:style w:type="character" w:styleId="4">
     <w:name w:val="endnote reference"/>
-    <w:qFormat/>
     <w:uiPriority w:val="6"/>
     <w:rPr>
       <w:vertAlign w:val="superscript"/>
@@ -9356,7 +9363,6 @@
   </w:style>
   <w:style w:type="character" w:styleId="5">
     <w:name w:val="footnote reference"/>
-    <w:qFormat/>
     <w:uiPriority w:val="6"/>
     <w:rPr>
       <w:vertAlign w:val="superscript"/>
@@ -9365,7 +9371,6 @@
   <w:style w:type="paragraph" w:styleId="6">
     <w:name w:val="header"/>
     <w:basedOn w:val="1"/>
-    <w:qFormat/>
     <w:uiPriority w:val="6"/>
     <w:pPr>
       <w:suppressLineNumbers/>
@@ -9378,7 +9383,6 @@
   <w:style w:type="paragraph" w:styleId="7">
     <w:name w:val="footer"/>
     <w:basedOn w:val="1"/>
-    <w:qFormat/>
     <w:uiPriority w:val="6"/>
     <w:pPr>
       <w:suppressLineNumbers/>
@@ -9391,7 +9395,6 @@
   <w:style w:type="paragraph" w:styleId="8">
     <w:name w:val="footnote text"/>
     <w:basedOn w:val="1"/>
-    <w:qFormat/>
     <w:uiPriority w:val="6"/>
     <w:pPr>
       <w:suppressLineNumbers/>
@@ -9404,12 +9407,10 @@
   </w:style>
   <w:style w:type="character" w:customStyle="1" w:styleId="9">
     <w:name w:val="Fonte parág. padrão1"/>
-    <w:qFormat/>
     <w:uiPriority w:val="6"/>
   </w:style>
   <w:style w:type="character" w:customStyle="1" w:styleId="10">
     <w:name w:val="Forte1"/>
-    <w:qFormat/>
     <w:uiPriority w:val="7"/>
     <w:rPr>
       <w:b/>
@@ -9418,7 +9419,6 @@
   </w:style>
   <w:style w:type="character" w:customStyle="1" w:styleId="11">
     <w:name w:val="Âncora da nota de rodapé"/>
-    <w:qFormat/>
     <w:uiPriority w:val="6"/>
     <w:rPr>
       <w:position w:val="20"/>
@@ -9427,7 +9427,6 @@
   </w:style>
   <w:style w:type="character" w:customStyle="1" w:styleId="12">
     <w:name w:val="Footnote Characters"/>
-    <w:qFormat/>
     <w:uiPriority w:val="6"/>
     <w:rPr>
       <w:position w:val="20"/>
@@ -9436,7 +9435,6 @@
   </w:style>
   <w:style w:type="character" w:customStyle="1" w:styleId="13">
     <w:name w:val="Link da Internet"/>
-    <w:qFormat/>
     <w:uiPriority w:val="6"/>
     <w:rPr>
       <w:color w:val="0000FF"/>
@@ -9455,7 +9453,6 @@
   </w:style>
   <w:style w:type="character" w:customStyle="1" w:styleId="15">
     <w:name w:val="Cabeçalho Char"/>
-    <w:qFormat/>
     <w:uiPriority w:val="6"/>
     <w:rPr>
       <w:rFonts w:ascii="Cambria" w:hAnsi="Cambria" w:eastAsia="SimSun" w:cs="Cambria"/>
@@ -9466,12 +9463,10 @@
   </w:style>
   <w:style w:type="character" w:customStyle="1" w:styleId="16">
     <w:name w:val="Caracteres de nota de rodapé"/>
-    <w:qFormat/>
     <w:uiPriority w:val="7"/>
   </w:style>
   <w:style w:type="character" w:customStyle="1" w:styleId="17">
     <w:name w:val="Âncora da nota de fim"/>
-    <w:qFormat/>
     <w:uiPriority w:val="6"/>
     <w:rPr>
       <w:position w:val="20"/>
@@ -9480,17 +9475,14 @@
   </w:style>
   <w:style w:type="character" w:customStyle="1" w:styleId="18">
     <w:name w:val="Caracteres de nota de fim"/>
-    <w:qFormat/>
     <w:uiPriority w:val="7"/>
   </w:style>
   <w:style w:type="character" w:customStyle="1" w:styleId="19">
     <w:name w:val="Símbolos de numeração"/>
-    <w:qFormat/>
     <w:uiPriority w:val="6"/>
   </w:style>
   <w:style w:type="character" w:customStyle="1" w:styleId="20">
     <w:name w:val="Marcas"/>
-    <w:qFormat/>
     <w:uiPriority w:val="7"/>
     <w:rPr>
       <w:rFonts w:ascii="OpenSymbol" w:hAnsi="OpenSymbol" w:eastAsia="OpenSymbol" w:cs="OpenSymbol"/>
@@ -9498,7 +9490,6 @@
   </w:style>
   <w:style w:type="character" w:customStyle="1" w:styleId="21">
     <w:name w:val="Hyperlink1"/>
-    <w:qFormat/>
     <w:uiPriority w:val="7"/>
     <w:rPr>
       <w:color w:val="0000FF"/>
@@ -9507,7 +9498,6 @@
   </w:style>
   <w:style w:type="character" w:customStyle="1" w:styleId="22">
     <w:name w:val="WW_CharLFO4LVL1"/>
-    <w:qFormat/>
     <w:uiPriority w:val="5"/>
     <w:rPr>
       <w:rFonts w:ascii="Symbol" w:hAnsi="Symbol" w:cs="Symbol"/>
@@ -9515,7 +9505,6 @@
   </w:style>
   <w:style w:type="character" w:customStyle="1" w:styleId="23">
     <w:name w:val="WW_CharLFO4LVL2"/>
-    <w:qFormat/>
     <w:uiPriority w:val="5"/>
     <w:rPr>
       <w:rFonts w:ascii="OpenSymbol" w:hAnsi="OpenSymbol" w:cs="OpenSymbol"/>
@@ -9523,7 +9512,6 @@
   </w:style>
   <w:style w:type="character" w:customStyle="1" w:styleId="24">
     <w:name w:val="WW_CharLFO4LVL3"/>
-    <w:qFormat/>
     <w:uiPriority w:val="5"/>
     <w:rPr>
       <w:rFonts w:ascii="OpenSymbol" w:hAnsi="OpenSymbol" w:cs="OpenSymbol"/>
@@ -9531,7 +9519,6 @@
   </w:style>
   <w:style w:type="character" w:customStyle="1" w:styleId="25">
     <w:name w:val="WW_CharLFO4LVL4"/>
-    <w:qFormat/>
     <w:uiPriority w:val="5"/>
     <w:rPr>
       <w:rFonts w:ascii="Symbol" w:hAnsi="Symbol" w:cs="Symbol"/>
@@ -9539,7 +9526,6 @@
   </w:style>
   <w:style w:type="character" w:customStyle="1" w:styleId="26">
     <w:name w:val="WW_CharLFO4LVL5"/>
-    <w:qFormat/>
     <w:uiPriority w:val="5"/>
     <w:rPr>
       <w:rFonts w:ascii="OpenSymbol" w:hAnsi="OpenSymbol" w:cs="OpenSymbol"/>
@@ -9547,7 +9533,6 @@
   </w:style>
   <w:style w:type="character" w:customStyle="1" w:styleId="27">
     <w:name w:val="WW_CharLFO4LVL6"/>
-    <w:qFormat/>
     <w:uiPriority w:val="5"/>
     <w:rPr>
       <w:rFonts w:ascii="OpenSymbol" w:hAnsi="OpenSymbol" w:cs="OpenSymbol"/>
@@ -9555,7 +9540,6 @@
   </w:style>
   <w:style w:type="character" w:customStyle="1" w:styleId="28">
     <w:name w:val="WW_CharLFO4LVL7"/>
-    <w:qFormat/>
     <w:uiPriority w:val="5"/>
     <w:rPr>
       <w:rFonts w:ascii="Symbol" w:hAnsi="Symbol" w:cs="Symbol"/>
@@ -9577,7 +9561,6 @@
   </w:style>
   <w:style w:type="character" w:customStyle="1" w:styleId="31">
     <w:name w:val="WW_CharLFO5LVL1"/>
-    <w:qFormat/>
     <w:uiPriority w:val="5"/>
     <w:rPr>
       <w:rFonts w:ascii="Symbol" w:hAnsi="Symbol" w:cs="Symbol"/>
@@ -9592,7 +9575,6 @@
   </w:style>
   <w:style w:type="character" w:customStyle="1" w:styleId="33">
     <w:name w:val="WW_CharLFO5LVL3"/>
-    <w:qFormat/>
     <w:uiPriority w:val="5"/>
     <w:rPr>
       <w:rFonts w:ascii="OpenSymbol" w:hAnsi="OpenSymbol" w:cs="OpenSymbol"/>
@@ -9607,7 +9589,6 @@
   </w:style>
   <w:style w:type="character" w:customStyle="1" w:styleId="35">
     <w:name w:val="WW_CharLFO5LVL5"/>
-    <w:qFormat/>
     <w:uiPriority w:val="5"/>
     <w:rPr>
       <w:rFonts w:ascii="OpenSymbol" w:hAnsi="OpenSymbol" w:cs="OpenSymbol"/>
@@ -9629,7 +9610,6 @@
   </w:style>
   <w:style w:type="character" w:customStyle="1" w:styleId="38">
     <w:name w:val="WW_CharLFO5LVL8"/>
-    <w:qFormat/>
     <w:uiPriority w:val="5"/>
     <w:rPr>
       <w:rFonts w:ascii="OpenSymbol" w:hAnsi="OpenSymbol" w:cs="OpenSymbol"/>
@@ -9644,7 +9624,6 @@
   </w:style>
   <w:style w:type="character" w:customStyle="1" w:styleId="40">
     <w:name w:val="WW_CharLFO7LVL1"/>
-    <w:qFormat/>
     <w:uiPriority w:val="5"/>
     <w:rPr>
       <w:rFonts w:ascii="Wingdings" w:hAnsi="Wingdings"/>
@@ -9659,7 +9638,6 @@
   </w:style>
   <w:style w:type="character" w:customStyle="1" w:styleId="42">
     <w:name w:val="WW_CharLFO7LVL3"/>
-    <w:qFormat/>
     <w:uiPriority w:val="5"/>
     <w:rPr>
       <w:rFonts w:ascii="Wingdings" w:hAnsi="Wingdings"/>
@@ -9695,7 +9673,6 @@
   </w:style>
   <w:style w:type="character" w:customStyle="1" w:styleId="47">
     <w:name w:val="WW_CharLFO7LVL8"/>
-    <w:qFormat/>
     <w:uiPriority w:val="5"/>
     <w:rPr>
       <w:rFonts w:ascii="Courier New" w:hAnsi="Courier New" w:cs="Courier New"/>
@@ -9703,7 +9680,6 @@
   </w:style>
   <w:style w:type="character" w:customStyle="1" w:styleId="48">
     <w:name w:val="WW_CharLFO7LVL9"/>
-    <w:qFormat/>
     <w:uiPriority w:val="5"/>
     <w:rPr>
       <w:rFonts w:ascii="Wingdings" w:hAnsi="Wingdings"/>
@@ -9787,7 +9763,6 @@
     <w:name w:val="Título 21"/>
     <w:basedOn w:val="51"/>
     <w:next w:val="51"/>
-    <w:qFormat/>
     <w:uiPriority w:val="7"/>
     <w:pPr>
       <w:keepNext/>
@@ -9808,7 +9783,6 @@
     <w:name w:val="Título 31"/>
     <w:basedOn w:val="51"/>
     <w:next w:val="51"/>
-    <w:qFormat/>
     <w:uiPriority w:val="7"/>
     <w:pPr>
       <w:keepNext/>
@@ -9829,7 +9803,6 @@
     <w:name w:val="Título 41"/>
     <w:basedOn w:val="51"/>
     <w:next w:val="51"/>
-    <w:qFormat/>
     <w:uiPriority w:val="7"/>
     <w:pPr>
       <w:keepNext/>
@@ -9847,7 +9820,6 @@
     <w:name w:val="Título 51"/>
     <w:basedOn w:val="51"/>
     <w:next w:val="51"/>
-    <w:qFormat/>
     <w:uiPriority w:val="7"/>
     <w:pPr>
       <w:keepNext/>
@@ -9868,7 +9840,6 @@
     <w:name w:val="Título 61"/>
     <w:basedOn w:val="51"/>
     <w:next w:val="51"/>
-    <w:qFormat/>
     <w:uiPriority w:val="7"/>
     <w:pPr>
       <w:keepNext/>
@@ -9889,7 +9860,6 @@
     <w:name w:val="Título1"/>
     <w:basedOn w:val="51"/>
     <w:next w:val="58"/>
-    <w:qFormat/>
     <w:uiPriority w:val="7"/>
     <w:pPr>
       <w:keepNext/>
@@ -9906,7 +9876,6 @@
   <w:style w:type="paragraph" w:customStyle="1" w:styleId="58">
     <w:name w:val="Corpo de texto1"/>
     <w:basedOn w:val="51"/>
-    <w:qFormat/>
     <w:uiPriority w:val="7"/>
     <w:pPr>
       <w:suppressAutoHyphens/>
@@ -9916,7 +9885,6 @@
   <w:style w:type="paragraph" w:customStyle="1" w:styleId="59">
     <w:name w:val="Lista1"/>
     <w:basedOn w:val="58"/>
-    <w:qFormat/>
     <w:uiPriority w:val="7"/>
     <w:pPr>
       <w:suppressAutoHyphens/>
@@ -9928,7 +9896,6 @@
   <w:style w:type="paragraph" w:customStyle="1" w:styleId="60">
     <w:name w:val="Legenda1"/>
     <w:basedOn w:val="51"/>
-    <w:qFormat/>
     <w:uiPriority w:val="6"/>
     <w:pPr>
       <w:suppressLineNumbers/>
@@ -9944,7 +9911,6 @@
   <w:style w:type="paragraph" w:customStyle="1" w:styleId="61">
     <w:name w:val="Índice"/>
     <w:basedOn w:val="51"/>
-    <w:qFormat/>
     <w:uiPriority w:val="6"/>
     <w:pPr>
       <w:suppressLineNumbers/>
@@ -9958,7 +9924,6 @@
     <w:name w:val="Sumário 2"/>
     <w:basedOn w:val="51"/>
     <w:next w:val="51"/>
-    <w:qFormat/>
     <w:uiPriority w:val="6"/>
     <w:pPr>
       <w:suppressAutoHyphens/>
@@ -9969,7 +9934,6 @@
   <w:style w:type="paragraph" w:customStyle="1" w:styleId="63">
     <w:name w:val="Normal (Web)1"/>
     <w:basedOn w:val="51"/>
-    <w:qFormat/>
     <w:uiPriority w:val="7"/>
     <w:pPr>
       <w:widowControl/>
@@ -9985,7 +9949,6 @@
   <w:style w:type="paragraph" w:customStyle="1" w:styleId="64">
     <w:name w:val="Cabeçalho e Rodapé"/>
     <w:basedOn w:val="51"/>
-    <w:qFormat/>
     <w:uiPriority w:val="6"/>
     <w:pPr>
       <w:suppressAutoHyphens/>
@@ -9994,7 +9957,6 @@
   <w:style w:type="paragraph" w:customStyle="1" w:styleId="65">
     <w:name w:val="Cabeçalho1"/>
     <w:basedOn w:val="51"/>
-    <w:qFormat/>
     <w:uiPriority w:val="6"/>
     <w:pPr>
       <w:widowControl/>
@@ -10018,7 +9980,6 @@
     <w:name w:val="Sumário 3"/>
     <w:basedOn w:val="51"/>
     <w:next w:val="51"/>
-    <w:qFormat/>
     <w:uiPriority w:val="6"/>
     <w:pPr>
       <w:suppressAutoHyphens/>
@@ -10030,7 +9991,6 @@
     <w:name w:val="Subtítulo1"/>
     <w:basedOn w:val="51"/>
     <w:next w:val="51"/>
-    <w:qFormat/>
     <w:uiPriority w:val="6"/>
     <w:pPr>
       <w:keepNext/>
@@ -10047,7 +10007,6 @@
   <w:style w:type="paragraph" w:customStyle="1" w:styleId="68">
     <w:name w:val="Texto de nota de rodapé1"/>
     <w:basedOn w:val="51"/>
-    <w:qFormat/>
     <w:uiPriority w:val="7"/>
     <w:pPr>
       <w:suppressLineNumbers/>
@@ -10064,7 +10023,6 @@
     <w:name w:val="Sumário 1"/>
     <w:basedOn w:val="51"/>
     <w:next w:val="51"/>
-    <w:qFormat/>
     <w:uiPriority w:val="6"/>
     <w:pPr>
       <w:tabs>
@@ -10078,7 +10036,6 @@
   <w:style w:type="paragraph" w:customStyle="1" w:styleId="70">
     <w:name w:val="Agradecimento/dedicatória/epígrafe"/>
     <w:basedOn w:val="51"/>
-    <w:qFormat/>
     <w:uiPriority w:val="7"/>
     <w:pPr>
       <w:widowControl/>
@@ -10096,7 +10053,6 @@
   <w:style w:type="paragraph" w:customStyle="1" w:styleId="71">
     <w:name w:val="Parágrafo da Lista"/>
     <w:basedOn w:val="51"/>
-    <w:qFormat/>
     <w:uiPriority w:val="7"/>
     <w:pPr>
       <w:suppressAutoHyphens/>
@@ -10105,7 +10061,6 @@
   </w:style>
   <w:style w:type="paragraph" w:customStyle="1" w:styleId="72">
     <w:name w:val="Sem Espaçamento"/>
-    <w:qFormat/>
     <w:uiPriority w:val="6"/>
     <w:pPr>
       <w:keepNext w:val="0"/>
@@ -10149,7 +10104,6 @@
     <w:name w:val="Cabeçalho do Sumário1"/>
     <w:basedOn w:val="50"/>
     <w:next w:val="51"/>
-    <w:qFormat/>
     <w:uiPriority w:val="6"/>
     <w:pPr>
       <w:pageBreakBefore w:val="0"/>
@@ -10178,7 +10132,6 @@
   <w:style w:type="paragraph" w:customStyle="1" w:styleId="74">
     <w:name w:val="Rodapé1"/>
     <w:basedOn w:val="64"/>
-    <w:qFormat/>
     <w:uiPriority w:val="6"/>
     <w:pPr>
       <w:suppressAutoHyphens/>
@@ -10187,7 +10140,6 @@
   <w:style w:type="paragraph" w:customStyle="1" w:styleId="75">
     <w:name w:val="Table Contents"/>
     <w:basedOn w:val="1"/>
-    <w:qFormat/>
     <w:uiPriority w:val="6"/>
     <w:pPr>
       <w:suppressLineNumbers/>
